--- a/docs/KOR-Edmonton-Trip-Pack-2026-07-10.docx
+++ b/docs/KOR-Edmonton-Trip-Pack-2026-07-10.docx
@@ -1385,7 +1385,7 @@
         <w:t>each</w:t>
       </w:r>
       <w:r>
-        <w:t xml:space="preserve"> meeting, record (a voice memo is fine — it gets ingested into the BD platform):</w:t>
+        <w:t xml:space="preserve"> meeting, record (a voice memo is fine — it all gets filed into KOR’s business-development database):</w:t>
       </w:r>
     </w:p>
     <w:p>
@@ -1498,12 +1498,12 @@
           <w:b/>
           <w:bCs/>
         </w:rPr>
-        <w:t>Hand the notes to Ian/BD → they get verified and ingested through the standard pipeline (ingest → dedup → decompose), same as this pack was built.</w:t>
-      </w:r>
-    </w:p>
-    <w:p>
-      <w:r>
-        <w:pict w14:anchorId="26A29BFE">
+        <w:t>Hand the notes to Ian — they get fact-checked and filed into the BD database, the same way this pack was built. Every name and project you catch makes the next trip start warmer.</w:t>
+      </w:r>
+    </w:p>
+    <w:p>
+      <w:r>
+        <w:pict w14:anchorId="5176868B">
           <v:rect id="_x0000_i1025" style="width:0;height:1.5pt" o:hralign="center" o:hrstd="t" o:hr="t"/>
         </w:pict>
       </w:r>
@@ -1517,14 +1517,14 @@
           <w:i/>
           <w:iCs/>
         </w:rPr>
-        <w:t xml:space="preserve">Verification: platform-first (295 pre-existing AB/Edmonton enrichment rows mined), then 2 targeted research passes (meeting candidates; market macro) with per-claim primary sources and self-honing (both passes corrected earlier figures: $43.3B→$37.2B sourced; RJC 4→2 AB offices; Scott Benoit Vancouver-not-Edmonton; school boards don’t procure SEs). Sources: enochnation.ca, cib-bic.ca, gecarchitecture.com, norquest.ca, majorprojects.alberta.ca, clarkbuilders.com, alberta.ca, apega.ca, purchasing.alberta.ca, </w:t>
+        <w:t>Verification: built first from KOR’s existing research database (295 prior Alberta/Edmonton records reviewed), then two targeted research passes (meeting candidates; market picture), every claim checked against a primary source. Figures corrected along the way: $43.3B→$37.2B (sourced provincial number); RJC has 2 AB offices not 4; Scott Benoit is Vancouver-based; school boards don’t hire the structural engineers. Sources: enochnation.ca, cib-bic.ca, gecarchitecture.com, norquest.ca, majorprojects.alberta.ca</w:t>
       </w:r>
       <w:r>
         <w:rPr>
           <w:i/>
           <w:iCs/>
         </w:rPr>
-        <w:t>rjc.ca, englobecorp.com, mcelhanney.com, entuitive.com, CBC/CTV. All org/contact intel ingested to the BD platform 2026-07-01 (provider: Edmonton-Trip-Research-2026-07-01).</w:t>
+        <w:t>, clarkbuilders.com, alberta.ca, apega.ca, purchasing.alberta.ca, rjc.ca, englobecorp.com, mcelhanney.com, entuitive.com, CBC/CTV. All firm and contact details in this pack were filed into KOR’s BD database on 2026-07-01.</w:t>
       </w:r>
       <w:bookmarkEnd w:id="0"/>
       <w:bookmarkEnd w:id="10"/>
@@ -1547,7 +1547,7 @@
   <w:abstractNum w:abstractNumId="0" w15:restartNumberingAfterBreak="0">
     <w:nsid w:val="0000A990"/>
     <w:multiLevelType w:val="multilevel"/>
-    <w:tmpl w:val="EFC29376"/>
+    <w:tmpl w:val="53FC6D20"/>
     <w:lvl w:ilvl="0">
       <w:numFmt w:val="bullet"/>
       <w:lvlText w:val=" "/>
@@ -1624,7 +1624,7 @@
   <w:abstractNum w:abstractNumId="1" w15:restartNumberingAfterBreak="0">
     <w:nsid w:val="0000A991"/>
     <w:multiLevelType w:val="multilevel"/>
-    <w:tmpl w:val="966E5E0E"/>
+    <w:tmpl w:val="EA347396"/>
     <w:lvl w:ilvl="0">
       <w:numFmt w:val="bullet"/>
       <w:lvlText w:val=""/>
@@ -1728,7 +1728,7 @@
   <w:abstractNum w:abstractNumId="2" w15:restartNumberingAfterBreak="0">
     <w:nsid w:val="00A99411"/>
     <w:multiLevelType w:val="multilevel"/>
-    <w:tmpl w:val="F5C88F44"/>
+    <w:tmpl w:val="6B1EC9DA"/>
     <w:lvl w:ilvl="0">
       <w:start w:val="1"/>
       <w:numFmt w:val="decimal"/>
@@ -1811,31 +1811,31 @@
       </w:pPr>
     </w:lvl>
   </w:abstractNum>
-  <w:num w:numId="1" w16cid:durableId="591546123">
+  <w:num w:numId="1" w16cid:durableId="637346951">
     <w:abstractNumId w:val="0"/>
   </w:num>
-  <w:num w:numId="2" w16cid:durableId="948509081">
+  <w:num w:numId="2" w16cid:durableId="1203395719">
     <w:abstractNumId w:val="1"/>
   </w:num>
-  <w:num w:numId="3" w16cid:durableId="659037944">
+  <w:num w:numId="3" w16cid:durableId="1348482222">
     <w:abstractNumId w:val="1"/>
   </w:num>
-  <w:num w:numId="4" w16cid:durableId="2021352684">
+  <w:num w:numId="4" w16cid:durableId="384767149">
     <w:abstractNumId w:val="1"/>
   </w:num>
-  <w:num w:numId="5" w16cid:durableId="200552301">
+  <w:num w:numId="5" w16cid:durableId="1120493064">
     <w:abstractNumId w:val="1"/>
   </w:num>
-  <w:num w:numId="6" w16cid:durableId="2050914226">
+  <w:num w:numId="6" w16cid:durableId="183253134">
     <w:abstractNumId w:val="1"/>
   </w:num>
-  <w:num w:numId="7" w16cid:durableId="2126346482">
+  <w:num w:numId="7" w16cid:durableId="678653507">
     <w:abstractNumId w:val="1"/>
   </w:num>
-  <w:num w:numId="8" w16cid:durableId="2045910104">
+  <w:num w:numId="8" w16cid:durableId="1201238151">
     <w:abstractNumId w:val="1"/>
   </w:num>
-  <w:num w:numId="9" w16cid:durableId="2145997746">
+  <w:num w:numId="9" w16cid:durableId="162941453">
     <w:abstractNumId w:val="2"/>
     <w:lvlOverride w:ilvl="0">
       <w:startOverride w:val="1"/>
@@ -1865,7 +1865,7 @@
       <w:startOverride w:val="1"/>
     </w:lvlOverride>
   </w:num>
-  <w:num w:numId="10" w16cid:durableId="659770487">
+  <w:num w:numId="10" w16cid:durableId="1698238423">
     <w:abstractNumId w:val="2"/>
     <w:lvlOverride w:ilvl="0">
       <w:startOverride w:val="1"/>
@@ -1895,7 +1895,7 @@
       <w:startOverride w:val="1"/>
     </w:lvlOverride>
   </w:num>
-  <w:num w:numId="11" w16cid:durableId="655455974">
+  <w:num w:numId="11" w16cid:durableId="580721548">
     <w:abstractNumId w:val="2"/>
     <w:lvlOverride w:ilvl="0">
       <w:startOverride w:val="1"/>
@@ -1925,7 +1925,7 @@
       <w:startOverride w:val="1"/>
     </w:lvlOverride>
   </w:num>
-  <w:num w:numId="12" w16cid:durableId="641276776">
+  <w:num w:numId="12" w16cid:durableId="1868833887">
     <w:abstractNumId w:val="2"/>
     <w:lvlOverride w:ilvl="0">
       <w:startOverride w:val="1"/>
